--- a/DOCUMENTACION/Documento Definition of Done - Sprint 2.docx
+++ b/DOCUMENTACION/Documento Definition of Done - Sprint 2.docx
@@ -802,7 +802,7 @@
     </w:p>
     <w:sdt>
       <w:sdtPr>
-        <w:id w:val="-946999897"/>
+        <w:id w:val="-808964090"/>
         <w:docPartObj>
           <w:docPartGallery w:val="Table of Contents"/>
           <w:docPartUnique w:val="1"/>
@@ -2942,7 +2942,7 @@
               <w:rPr>
                 <w:rtl w:val="0"/>
               </w:rPr>
-              <w:t xml:space="preserve">Pendiente</w:t>
+              <w:t xml:space="preserve">Cumplido</w:t>
             </w:r>
           </w:p>
         </w:tc>
@@ -3021,7 +3021,7 @@
               <w:rPr>
                 <w:rtl w:val="0"/>
               </w:rPr>
-              <w:t xml:space="preserve">Parcialmente cumplido</w:t>
+              <w:t xml:space="preserve">Cumplido</w:t>
             </w:r>
           </w:p>
         </w:tc>
@@ -3268,7 +3268,7 @@
               <w:rPr>
                 <w:rtl w:val="0"/>
               </w:rPr>
-              <w:t xml:space="preserve">Parcialmente cumplido</w:t>
+              <w:t xml:space="preserve">Cumplido</w:t>
             </w:r>
           </w:p>
         </w:tc>
@@ -4209,7 +4209,18 @@
         <w:rtl w:val="0"/>
       </w:rPr>
       <w:br w:type="textWrapping"/>
-      <w:t xml:space="preserve">Validando el Sprint 1</w:t>
+      <w:t xml:space="preserve">Validando el Sprint </w:t>
+    </w:r>
+    <w:r>
+      <w:rPr>
+        <w:rtl w:val="0"/>
+      </w:rPr>
+      <w:t xml:space="preserve">2</w:t>
+    </w:r>
+    <w:r>
+      <w:rPr>
+        <w:rtl w:val="0"/>
+      </w:rPr>
     </w:r>
     <w:r>
       <w:drawing>
@@ -4219,7 +4230,7 @@
             <wp:posOffset>131977</wp:posOffset>
           </wp:positionH>
           <wp:positionV relativeFrom="paragraph">
-            <wp:posOffset>-152557</wp:posOffset>
+            <wp:posOffset>-152555</wp:posOffset>
           </wp:positionV>
           <wp:extent cx="932815" cy="231775"/>
           <wp:effectExtent b="0" l="0" r="0" t="0"/>
@@ -4818,7 +4829,7 @@
 
 <file path=customXML/item1.xml><?xml version="1.0" encoding="utf-8"?>
 <go:gDocsCustomXmlDataStorage xmlns:go="http://customooxmlschemas.google.com/" xmlns:r="http://schemas.openxmlformats.org/officeDocument/2006/relationships" uri="GoogleDocsCustomDataVersion2">
-  <go:docsCustomData xmlns:go="http://customooxmlschemas.google.com/" roundtripDataSignature="AMtx7miZGBtLDQhjfTvvssZUzGYS87C/9w==">CgMxLjAyDmgucGQzNHBwYXNkbjBoMg5oLjhhYmVzeTg5OGZsdzIOaC5td3IwYmlubHUyZ2cyDmgud25heHFydDFhaHlvMg5oLjRyOW95bmh6YmZ4OTINaC5mdzZ6YnNibHQ0dTIOaC4xcGc2aGY0MnBzbzE4AHIhMW5MbklTbUFlNGNETUNTUUVoTXZQWjhjQ3BWZE40WmE0</go:docsCustomData>
+  <go:docsCustomData xmlns:go="http://customooxmlschemas.google.com/" roundtripDataSignature="AMtx7mhLmW+3Ngqqal691Hrw4BICc5/LWA==">CgMxLjAyDmgucGQzNHBwYXNkbjBoMg5oLjhhYmVzeTg5OGZsdzIOaC5td3IwYmlubHUyZ2cyDmgud25heHFydDFhaHlvMg5oLjRyOW95bmh6YmZ4OTINaC5mdzZ6YnNibHQ0dTIOaC4xcGc2aGY0MnBzbzE4AHIhMUhPcUdWM1VudHBlcWhCTGVpRlhjMG1aTU1CM0tMMUxN</go:docsCustomData>
 </go:gDocsCustomXmlDataStorage>
 </file>
 
